--- a/data/BOLL/美股BOLL布林线监控报告-2026-09-16.docx
+++ b/data/BOLL/美股BOLL布林线监控报告-2026-09-16.docx
@@ -15,7 +15,7 @@
         <w:pStyle w:val="ListBullet"/>
       </w:pPr>
       <w:r>
-        <w:t>生成时间（美东）：2026-09-16 21:30:30 EDT</w:t>
+        <w:t>生成时间（美东）：2026-09-17 21:19:22 EDT</w:t>
       </w:r>
     </w:p>
     <w:p>
@@ -174,7 +174,7 @@
           </w:tcPr>
           <w:p>
             <w:r>
-              <w:t>INSP</w:t>
+              <w:t>SPCX</w:t>
             </w:r>
           </w:p>
         </w:tc>
@@ -184,7 +184,7 @@
           </w:tcPr>
           <w:p>
             <w:r>
-              <w:t>Inspire Medical Systems, Inc.</w:t>
+              <w:t>Space Exploration Technologies</w:t>
             </w:r>
           </w:p>
         </w:tc>
@@ -204,7 +204,7 @@
           </w:tcPr>
           <w:p>
             <w:r>
-              <w:t>布林带向上开口（最近5天）；成交量放大；放量突破上轨-中；连续2日站上上轨</w:t>
+              <w:t>中轨反弹并接近上轨；成交量放大</w:t>
             </w:r>
           </w:p>
         </w:tc>
@@ -214,7 +214,7 @@
           </w:tcPr>
           <w:p>
             <w:r>
-              <w:t>突破上轨</w:t>
+              <w:t>中轨上方</w:t>
             </w:r>
           </w:p>
         </w:tc>
@@ -224,7 +224,7 @@
           </w:tcPr>
           <w:p>
             <w:r>
-              <w:t>29.12%</w:t>
+              <w:t>15.48%</w:t>
             </w:r>
           </w:p>
         </w:tc>
@@ -234,7 +234,7 @@
           </w:tcPr>
           <w:p>
             <w:r>
-              <w:t>1.066</w:t>
+              <w:t>0.826</w:t>
             </w:r>
           </w:p>
         </w:tc>
@@ -244,7 +244,7 @@
           </w:tcPr>
           <w:p>
             <w:r>
-              <w:t>1.31</w:t>
+              <w:t>1.40</w:t>
             </w:r>
           </w:p>
         </w:tc>
@@ -254,7 +254,99 @@
           </w:tcPr>
           <w:p>
             <w:r>
-              <w:t>股价放量突破布林线上轨，说明短线多头动能较强，可能进入强势上涨阶段，但也要注意短线过热和回</w:t>
+              <w:t>股价从中轨附近反弹并接近上轨，且成交量放大，说明短线修复增强；若后续能维持中轨支撑并突破上</w:t>
+            </w:r>
+          </w:p>
+        </w:tc>
+      </w:tr>
+      <w:tr>
+        <w:tc>
+          <w:tcPr>
+            <w:tcW w:type="dxa" w:w="960"/>
+          </w:tcPr>
+          <w:p>
+            <w:r>
+              <w:t>DELL</w:t>
+            </w:r>
+          </w:p>
+        </w:tc>
+        <w:tc>
+          <w:tcPr>
+            <w:tcW w:type="dxa" w:w="960"/>
+          </w:tcPr>
+          <w:p>
+            <w:r>
+              <w:t>Dell Technologies</w:t>
+            </w:r>
+          </w:p>
+        </w:tc>
+        <w:tc>
+          <w:tcPr>
+            <w:tcW w:type="dxa" w:w="960"/>
+          </w:tcPr>
+          <w:p>
+            <w:r>
+              <w:t>B 中等信号</w:t>
+            </w:r>
+          </w:p>
+        </w:tc>
+        <w:tc>
+          <w:tcPr>
+            <w:tcW w:type="dxa" w:w="960"/>
+          </w:tcPr>
+          <w:p>
+            <w:r>
+              <w:t>布林带向上开口（最近5天）；成交量放大</w:t>
+            </w:r>
+          </w:p>
+        </w:tc>
+        <w:tc>
+          <w:tcPr>
+            <w:tcW w:type="dxa" w:w="960"/>
+          </w:tcPr>
+          <w:p>
+            <w:r>
+              <w:t>靠近上轨</w:t>
+            </w:r>
+          </w:p>
+        </w:tc>
+        <w:tc>
+          <w:tcPr>
+            <w:tcW w:type="dxa" w:w="960"/>
+          </w:tcPr>
+          <w:p>
+            <w:r>
+              <w:t>37.72%</w:t>
+            </w:r>
+          </w:p>
+        </w:tc>
+        <w:tc>
+          <w:tcPr>
+            <w:tcW w:type="dxa" w:w="960"/>
+          </w:tcPr>
+          <w:p>
+            <w:r>
+              <w:t>0.900</w:t>
+            </w:r>
+          </w:p>
+        </w:tc>
+        <w:tc>
+          <w:tcPr>
+            <w:tcW w:type="dxa" w:w="960"/>
+          </w:tcPr>
+          <w:p>
+            <w:r>
+              <w:t>1.35</w:t>
+            </w:r>
+          </w:p>
+        </w:tc>
+        <w:tc>
+          <w:tcPr>
+            <w:tcW w:type="dxa" w:w="960"/>
+          </w:tcPr>
+          <w:p>
+            <w:r>
+              <w:t>布林带向上开口，说明波动率开始放大，股价接近上轨，可能进入趋势启动观察阶段，需要继续结合突</w:t>
             </w:r>
           </w:p>
         </w:tc>
@@ -336,7 +428,7 @@
           </w:tcPr>
           <w:p>
             <w:r>
-              <w:t>1.27</w:t>
+              <w:t>1.28</w:t>
             </w:r>
           </w:p>
         </w:tc>
@@ -408,7 +500,7 @@
           </w:tcPr>
           <w:p>
             <w:r>
-              <w:t>15.80%</w:t>
+              <w:t>13.21%</w:t>
             </w:r>
           </w:p>
         </w:tc>
@@ -418,7 +510,7 @@
           </w:tcPr>
           <w:p>
             <w:r>
-              <w:t>0.646</w:t>
+              <w:t>0.599</w:t>
             </w:r>
           </w:p>
         </w:tc>
@@ -428,7 +520,7 @@
           </w:tcPr>
           <w:p>
             <w:r>
-              <w:t>1.62</w:t>
+              <w:t>1.43</w:t>
             </w:r>
           </w:p>
         </w:tc>
@@ -450,7 +542,7 @@
           </w:tcPr>
           <w:p>
             <w:r>
-              <w:t>CRCL</w:t>
+              <w:t>CORZ</w:t>
             </w:r>
           </w:p>
         </w:tc>
@@ -460,7 +552,7 @@
           </w:tcPr>
           <w:p>
             <w:r>
-              <w:t>Circle Internet Group</w:t>
+              <w:t>Core Scientific, Inc.</w:t>
             </w:r>
           </w:p>
         </w:tc>
@@ -480,7 +572,7 @@
           </w:tcPr>
           <w:p>
             <w:r>
-              <w:t>弱收口：Bandwidth低于近8个月30%分位且最近8个交易日及以上连续下降；中轨附近窄幅震荡</w:t>
+              <w:t>弱收口：Bandwidth低于近8个月30%分位且最近8个交易日及以上连续下降；中轨附近窄幅震荡；低位形态</w:t>
             </w:r>
           </w:p>
         </w:tc>
@@ -500,7 +592,7 @@
           </w:tcPr>
           <w:p>
             <w:r>
-              <w:t>31.51%</w:t>
+              <w:t>18.34%</w:t>
             </w:r>
           </w:p>
         </w:tc>
@@ -510,7 +602,7 @@
           </w:tcPr>
           <w:p>
             <w:r>
-              <w:t>0.360</w:t>
+              <w:t>0.326</w:t>
             </w:r>
           </w:p>
         </w:tc>
@@ -520,7 +612,99 @@
           </w:tcPr>
           <w:p>
             <w:r>
-              <w:t>1.43</w:t>
+              <w:t>1.12</w:t>
+            </w:r>
+          </w:p>
+        </w:tc>
+        <w:tc>
+          <w:tcPr>
+            <w:tcW w:type="dxa" w:w="960"/>
+          </w:tcPr>
+          <w:p>
+            <w:r>
+              <w:t>布林带收口，说明波动率下降，股价可能处于蓄势阶段，但方向尚未确认。</w:t>
+            </w:r>
+          </w:p>
+        </w:tc>
+      </w:tr>
+      <w:tr>
+        <w:tc>
+          <w:tcPr>
+            <w:tcW w:type="dxa" w:w="960"/>
+          </w:tcPr>
+          <w:p>
+            <w:r>
+              <w:t>RDW</w:t>
+            </w:r>
+          </w:p>
+        </w:tc>
+        <w:tc>
+          <w:tcPr>
+            <w:tcW w:type="dxa" w:w="960"/>
+          </w:tcPr>
+          <w:p>
+            <w:r>
+              <w:t>Redwire Corporation</w:t>
+            </w:r>
+          </w:p>
+        </w:tc>
+        <w:tc>
+          <w:tcPr>
+            <w:tcW w:type="dxa" w:w="960"/>
+          </w:tcPr>
+          <w:p>
+            <w:r>
+              <w:t>C 观察信号</w:t>
+            </w:r>
+          </w:p>
+        </w:tc>
+        <w:tc>
+          <w:tcPr>
+            <w:tcW w:type="dxa" w:w="960"/>
+          </w:tcPr>
+          <w:p>
+            <w:r>
+              <w:t>强收口：Bandwidth创近100日新低；中轨附近窄幅震荡；低位形态</w:t>
+            </w:r>
+          </w:p>
+        </w:tc>
+        <w:tc>
+          <w:tcPr>
+            <w:tcW w:type="dxa" w:w="960"/>
+          </w:tcPr>
+          <w:p>
+            <w:r>
+              <w:t>中轨附近</w:t>
+            </w:r>
+          </w:p>
+        </w:tc>
+        <w:tc>
+          <w:tcPr>
+            <w:tcW w:type="dxa" w:w="960"/>
+          </w:tcPr>
+          <w:p>
+            <w:r>
+              <w:t>20.73%</w:t>
+            </w:r>
+          </w:p>
+        </w:tc>
+        <w:tc>
+          <w:tcPr>
+            <w:tcW w:type="dxa" w:w="960"/>
+          </w:tcPr>
+          <w:p>
+            <w:r>
+              <w:t>0.406</w:t>
+            </w:r>
+          </w:p>
+        </w:tc>
+        <w:tc>
+          <w:tcPr>
+            <w:tcW w:type="dxa" w:w="960"/>
+          </w:tcPr>
+          <w:p>
+            <w:r>
+              <w:t>0.87</w:t>
             </w:r>
           </w:p>
         </w:tc>
@@ -603,6 +787,98 @@
           <w:p>
             <w:r>
               <w:t>0.331</w:t>
+            </w:r>
+          </w:p>
+        </w:tc>
+        <w:tc>
+          <w:tcPr>
+            <w:tcW w:type="dxa" w:w="960"/>
+          </w:tcPr>
+          <w:p>
+            <w:r>
+              <w:t>0.83</w:t>
+            </w:r>
+          </w:p>
+        </w:tc>
+        <w:tc>
+          <w:tcPr>
+            <w:tcW w:type="dxa" w:w="960"/>
+          </w:tcPr>
+          <w:p>
+            <w:r>
+              <w:t>布林带收口，说明波动率下降，股价可能处于蓄势阶段，但方向尚未确认。</w:t>
+            </w:r>
+          </w:p>
+        </w:tc>
+      </w:tr>
+      <w:tr>
+        <w:tc>
+          <w:tcPr>
+            <w:tcW w:type="dxa" w:w="960"/>
+          </w:tcPr>
+          <w:p>
+            <w:r>
+              <w:t>IREN</w:t>
+            </w:r>
+          </w:p>
+        </w:tc>
+        <w:tc>
+          <w:tcPr>
+            <w:tcW w:type="dxa" w:w="960"/>
+          </w:tcPr>
+          <w:p>
+            <w:r>
+              <w:t>IREN LIMITED</w:t>
+            </w:r>
+          </w:p>
+        </w:tc>
+        <w:tc>
+          <w:tcPr>
+            <w:tcW w:type="dxa" w:w="960"/>
+          </w:tcPr>
+          <w:p>
+            <w:r>
+              <w:t>C 观察信号</w:t>
+            </w:r>
+          </w:p>
+        </w:tc>
+        <w:tc>
+          <w:tcPr>
+            <w:tcW w:type="dxa" w:w="960"/>
+          </w:tcPr>
+          <w:p>
+            <w:r>
+              <w:t>弱收口：Bandwidth连续16天维持低于近8个月30%分位；中轨附近窄幅震荡；低位形态</w:t>
+            </w:r>
+          </w:p>
+        </w:tc>
+        <w:tc>
+          <w:tcPr>
+            <w:tcW w:type="dxa" w:w="960"/>
+          </w:tcPr>
+          <w:p>
+            <w:r>
+              <w:t>中轨附近</w:t>
+            </w:r>
+          </w:p>
+        </w:tc>
+        <w:tc>
+          <w:tcPr>
+            <w:tcW w:type="dxa" w:w="960"/>
+          </w:tcPr>
+          <w:p>
+            <w:r>
+              <w:t>27.28%</w:t>
+            </w:r>
+          </w:p>
+        </w:tc>
+        <w:tc>
+          <w:tcPr>
+            <w:tcW w:type="dxa" w:w="960"/>
+          </w:tcPr>
+          <w:p>
+            <w:r>
+              <w:t>0.590</w:t>
             </w:r>
           </w:p>
         </w:tc>
@@ -704,7 +980,7 @@
           </w:tcPr>
           <w:p>
             <w:r>
-              <w:t>0.79</w:t>
+              <w:t>0.81</w:t>
             </w:r>
           </w:p>
         </w:tc>
@@ -726,7 +1002,7 @@
           </w:tcPr>
           <w:p>
             <w:r>
-              <w:t>SNDK</w:t>
+              <w:t>GOOG</w:t>
             </w:r>
           </w:p>
         </w:tc>
@@ -736,7 +1012,7 @@
           </w:tcPr>
           <w:p>
             <w:r>
-              <w:t>Sandisk Corporation</w:t>
+              <w:t>Alphabet Inc.</w:t>
             </w:r>
           </w:p>
         </w:tc>
@@ -756,7 +1032,7 @@
           </w:tcPr>
           <w:p>
             <w:r>
-              <w:t>强收口：Bandwidth创近100日新低；中轨附近窄幅震荡</w:t>
+              <w:t>强收口：Bandwidth低于近8个月10%分位且持续7天；中轨附近窄幅震荡</w:t>
             </w:r>
           </w:p>
         </w:tc>
@@ -776,7 +1052,7 @@
           </w:tcPr>
           <w:p>
             <w:r>
-              <w:t>21.93%</w:t>
+              <w:t>5.49%</w:t>
             </w:r>
           </w:p>
         </w:tc>
@@ -786,7 +1062,7 @@
           </w:tcPr>
           <w:p>
             <w:r>
-              <w:t>0.345</w:t>
+              <w:t>0.571</w:t>
             </w:r>
           </w:p>
         </w:tc>
@@ -796,7 +1072,7 @@
           </w:tcPr>
           <w:p>
             <w:r>
-              <w:t>0.60</w:t>
+              <w:t>0.81</w:t>
             </w:r>
           </w:p>
         </w:tc>
@@ -848,7 +1124,7 @@
           </w:tcPr>
           <w:p>
             <w:r>
-              <w:t>弱收口：Bandwidth低于近8个月30%分位且最近8个交易日及以上连续下降；中轨附近窄幅震荡；低位形态</w:t>
+              <w:t>强收口：Bandwidth创近100日新低；中轨附近窄幅震荡；低位形态</w:t>
             </w:r>
           </w:p>
         </w:tc>
@@ -868,7 +1144,7 @@
           </w:tcPr>
           <w:p>
             <w:r>
-              <w:t>26.15%</w:t>
+              <w:t>22.72%</w:t>
             </w:r>
           </w:p>
         </w:tc>
@@ -878,7 +1154,7 @@
           </w:tcPr>
           <w:p>
             <w:r>
-              <w:t>0.336</w:t>
+              <w:t>0.493</w:t>
             </w:r>
           </w:p>
         </w:tc>
@@ -888,7 +1164,99 @@
           </w:tcPr>
           <w:p>
             <w:r>
-              <w:t>0.53</w:t>
+              <w:t>0.80</w:t>
+            </w:r>
+          </w:p>
+        </w:tc>
+        <w:tc>
+          <w:tcPr>
+            <w:tcW w:type="dxa" w:w="960"/>
+          </w:tcPr>
+          <w:p>
+            <w:r>
+              <w:t>布林带收口，说明波动率下降，股价可能处于蓄势阶段，但方向尚未确认。</w:t>
+            </w:r>
+          </w:p>
+        </w:tc>
+      </w:tr>
+      <w:tr>
+        <w:tc>
+          <w:tcPr>
+            <w:tcW w:type="dxa" w:w="960"/>
+          </w:tcPr>
+          <w:p>
+            <w:r>
+              <w:t>ARM</w:t>
+            </w:r>
+          </w:p>
+        </w:tc>
+        <w:tc>
+          <w:tcPr>
+            <w:tcW w:type="dxa" w:w="960"/>
+          </w:tcPr>
+          <w:p>
+            <w:r>
+              <w:t>Arm Holdings</w:t>
+            </w:r>
+          </w:p>
+        </w:tc>
+        <w:tc>
+          <w:tcPr>
+            <w:tcW w:type="dxa" w:w="960"/>
+          </w:tcPr>
+          <w:p>
+            <w:r>
+              <w:t>C 观察信号</w:t>
+            </w:r>
+          </w:p>
+        </w:tc>
+        <w:tc>
+          <w:tcPr>
+            <w:tcW w:type="dxa" w:w="960"/>
+          </w:tcPr>
+          <w:p>
+            <w:r>
+              <w:t>强收口：Bandwidth创近100日新低；中轨附近窄幅震荡</w:t>
+            </w:r>
+          </w:p>
+        </w:tc>
+        <w:tc>
+          <w:tcPr>
+            <w:tcW w:type="dxa" w:w="960"/>
+          </w:tcPr>
+          <w:p>
+            <w:r>
+              <w:t>中轨附近</w:t>
+            </w:r>
+          </w:p>
+        </w:tc>
+        <w:tc>
+          <w:tcPr>
+            <w:tcW w:type="dxa" w:w="960"/>
+          </w:tcPr>
+          <w:p>
+            <w:r>
+              <w:t>14.55%</w:t>
+            </w:r>
+          </w:p>
+        </w:tc>
+        <w:tc>
+          <w:tcPr>
+            <w:tcW w:type="dxa" w:w="960"/>
+          </w:tcPr>
+          <w:p>
+            <w:r>
+              <w:t>0.409</w:t>
+            </w:r>
+          </w:p>
+        </w:tc>
+        <w:tc>
+          <w:tcPr>
+            <w:tcW w:type="dxa" w:w="960"/>
+          </w:tcPr>
+          <w:p>
+            <w:r>
+              <w:t>0.73</w:t>
             </w:r>
           </w:p>
         </w:tc>
@@ -917,7 +1285,7 @@
         <w:pStyle w:val="ListBullet"/>
       </w:pPr>
       <w:r>
-        <w:t>强信号：INSP。</w:t>
+        <w:t>强信号：SPCX。</w:t>
       </w:r>
     </w:p>
     <w:p>
@@ -925,7 +1293,7 @@
         <w:pStyle w:val="ListBullet"/>
       </w:pPr>
       <w:r>
-        <w:t>中等信号：COHR。</w:t>
+        <w:t>中等信号：DELL, COHR。</w:t>
       </w:r>
     </w:p>
     <w:p>
@@ -933,7 +1301,7 @@
         <w:pStyle w:val="ListBullet"/>
       </w:pPr>
       <w:r>
-        <w:t>观察信号：MANE, CRCL, MSFT, VICR, SNDK, CBRS。</w:t>
+        <w:t>观察信号：MANE, CORZ, RDW, MSFT, IREN, VICR, GOOG, CBRS, ARM。</w:t>
       </w:r>
     </w:p>
     <w:p>
@@ -941,7 +1309,7 @@
         <w:pStyle w:val="ListBullet"/>
       </w:pPr>
       <w:r>
-        <w:t>今日优先复核：INSP, COHR, MANE, CRCL, MSFT。优先看是否放量、能否站稳上轨或中轨。</w:t>
+        <w:t>今日优先复核：SPCX, DELL, COHR, MANE, CORZ。优先看是否放量、能否站稳上轨或中轨。</w:t>
       </w:r>
     </w:p>
     <w:p>
@@ -965,7 +1333,7 @@
         <w:pStyle w:val="Heading3"/>
       </w:pPr>
       <w:r>
-        <w:t>INSP - Inspire Medical Systems, Inc.</w:t>
+        <w:t>SPCX - Space Exploration Technologies</w:t>
       </w:r>
     </w:p>
     <w:p>
@@ -981,7 +1349,7 @@
         <w:pStyle w:val="ListBullet"/>
       </w:pPr>
       <w:r>
-        <w:t>最新收盘价：$74.60</w:t>
+        <w:t>最新收盘价：$150.88</w:t>
       </w:r>
     </w:p>
     <w:p>
@@ -989,7 +1357,7 @@
         <w:pStyle w:val="ListBullet"/>
       </w:pPr>
       <w:r>
-        <w:t>BOLL：上轨 $73.36；中轨 $64.04；下轨 $54.72</w:t>
+        <w:t>BOLL：上轨 $154.76；中轨 $143.64；下轨 $132.53</w:t>
       </w:r>
     </w:p>
     <w:p>
@@ -997,7 +1365,7 @@
         <w:pStyle w:val="ListBullet"/>
       </w:pPr>
       <w:r>
-        <w:t>Bandwidth：29.12%；历史分位：63.69%；%B：1.066</w:t>
+        <w:t>Bandwidth：15.48%；历史分位：N/A；%B：0.826</w:t>
       </w:r>
     </w:p>
     <w:p>
@@ -1005,7 +1373,7 @@
         <w:pStyle w:val="ListBullet"/>
       </w:pPr>
       <w:r>
-        <w:t>成交量：当日 838100；20日均量 640045；量比 1.31</w:t>
+        <w:t>成交量：当日 108770000；20日均量 77562740；量比 1.40</w:t>
       </w:r>
     </w:p>
     <w:p>
@@ -1013,7 +1381,7 @@
         <w:pStyle w:val="ListBullet"/>
       </w:pPr>
       <w:r>
-        <w:t>触发信号：布林带向上开口（最近5天）；成交量放大；放量突破上轨-中；连续2日站上上轨；低位形态</w:t>
+        <w:t>触发信号：中轨反弹并接近上轨；成交量放大</w:t>
       </w:r>
     </w:p>
     <w:p>
@@ -1021,7 +1389,7 @@
         <w:pStyle w:val="ListBullet"/>
       </w:pPr>
       <w:r>
-        <w:t>技术面解读：股价放量突破布林线上轨，说明短线多头动能较强，可能进入强势上涨阶段，但也要注意短线过热和回踩风险。</w:t>
+        <w:t>技术面解读：股价从中轨附近反弹并接近上轨，且成交量放大，说明短线修复增强；若后续能维持中轨支撑并突破上轨，形态有望继续改善。</w:t>
       </w:r>
     </w:p>
     <w:p>
@@ -1037,6 +1405,86 @@
         <w:pStyle w:val="ListBullet"/>
       </w:pPr>
       <w:r>
+        <w:t>风险提示：当前方向仍未完全确认，需要观察成交量和中轨支撑。</w:t>
+      </w:r>
+    </w:p>
+    <w:p>
+      <w:pPr>
+        <w:pStyle w:val="Heading3"/>
+      </w:pPr>
+      <w:r>
+        <w:t>DELL - Dell Technologies</w:t>
+      </w:r>
+    </w:p>
+    <w:p>
+      <w:pPr>
+        <w:pStyle w:val="ListBullet"/>
+      </w:pPr>
+      <w:r>
+        <w:t>信号等级：B 中等信号</w:t>
+      </w:r>
+    </w:p>
+    <w:p>
+      <w:pPr>
+        <w:pStyle w:val="ListBullet"/>
+      </w:pPr>
+      <w:r>
+        <w:t>最新收盘价：$563.29</w:t>
+      </w:r>
+    </w:p>
+    <w:p>
+      <w:pPr>
+        <w:pStyle w:val="ListBullet"/>
+      </w:pPr>
+      <w:r>
+        <w:t>BOLL：上轨 $581.77；中轨 $489.46；下轨 $397.15</w:t>
+      </w:r>
+    </w:p>
+    <w:p>
+      <w:pPr>
+        <w:pStyle w:val="ListBullet"/>
+      </w:pPr>
+      <w:r>
+        <w:t>Bandwidth：37.72%；历史分位：82.14%；%B：0.900</w:t>
+      </w:r>
+    </w:p>
+    <w:p>
+      <w:pPr>
+        <w:pStyle w:val="ListBullet"/>
+      </w:pPr>
+      <w:r>
+        <w:t>成交量：当日 13108100；20日均量 9697430；量比 1.35</w:t>
+      </w:r>
+    </w:p>
+    <w:p>
+      <w:pPr>
+        <w:pStyle w:val="ListBullet"/>
+      </w:pPr>
+      <w:r>
+        <w:t>触发信号：布林带向上开口（最近5天）；成交量放大</w:t>
+      </w:r>
+    </w:p>
+    <w:p>
+      <w:pPr>
+        <w:pStyle w:val="ListBullet"/>
+      </w:pPr>
+      <w:r>
+        <w:t>技术面解读：布林带向上开口，说明波动率开始放大，股价接近上轨，可能进入趋势启动观察阶段，需要继续结合突破方向和成交量判断。</w:t>
+      </w:r>
+    </w:p>
+    <w:p>
+      <w:pPr>
+        <w:pStyle w:val="ListBullet"/>
+      </w:pPr>
+      <w:r>
+        <w:t>是否需要下一交易日确认：是。重点观察收盘价是否继续位于关键轨道一侧，以及成交量是否延续。</w:t>
+      </w:r>
+    </w:p>
+    <w:p>
+      <w:pPr>
+        <w:pStyle w:val="ListBullet"/>
+      </w:pPr>
+      <w:r>
         <w:t>风险提示：重点观察成交量变化以及中轨支撑/压力是否有效。</w:t>
       </w:r>
     </w:p>
@@ -1085,7 +1533,7 @@
         <w:pStyle w:val="ListBullet"/>
       </w:pPr>
       <w:r>
-        <w:t>成交量：当日 7505400；20日均量 5906665；量比 1.27</w:t>
+        <w:t>成交量：当日 7543200；20日均量 5908555；量比 1.28</w:t>
       </w:r>
     </w:p>
     <w:p>
@@ -1141,7 +1589,7 @@
         <w:pStyle w:val="ListBullet"/>
       </w:pPr>
       <w:r>
-        <w:t>最新收盘价：$103.89</w:t>
+        <w:t>最新收盘价：$102.42</w:t>
       </w:r>
     </w:p>
     <w:p>
@@ -1149,7 +1597,7 @@
         <w:pStyle w:val="ListBullet"/>
       </w:pPr>
       <w:r>
-        <w:t>BOLL：上轨 $109.56；中轨 $101.54；下轨 $93.52</w:t>
+        <w:t>BOLL：上轨 $107.78；中轨 $101.10；下轨 $94.42</w:t>
       </w:r>
     </w:p>
     <w:p>
@@ -1157,7 +1605,7 @@
         <w:pStyle w:val="ListBullet"/>
       </w:pPr>
       <w:r>
-        <w:t>Bandwidth：15.80%；历史分位：16.30%；%B：0.646</w:t>
+        <w:t>Bandwidth：13.21%；历史分位：7.35%；%B：0.599</w:t>
       </w:r>
     </w:p>
     <w:p>
@@ -1165,7 +1613,7 @@
         <w:pStyle w:val="ListBullet"/>
       </w:pPr>
       <w:r>
-        <w:t>成交量：当日 938800；20日均量 580160；量比 1.62</w:t>
+        <w:t>成交量：当日 860200；20日均量 599965；量比 1.43</w:t>
       </w:r>
     </w:p>
     <w:p>
@@ -1205,7 +1653,7 @@
         <w:pStyle w:val="Heading3"/>
       </w:pPr>
       <w:r>
-        <w:t>CRCL - Circle Internet Group</w:t>
+        <w:t>CORZ - Core Scientific, Inc.</w:t>
       </w:r>
     </w:p>
     <w:p>
@@ -1221,7 +1669,7 @@
         <w:pStyle w:val="ListBullet"/>
       </w:pPr>
       <w:r>
-        <w:t>最新收盘价：$86.30</w:t>
+        <w:t>最新收盘价：$16.88</w:t>
       </w:r>
     </w:p>
     <w:p>
@@ -1229,7 +1677,7 @@
         <w:pStyle w:val="ListBullet"/>
       </w:pPr>
       <w:r>
-        <w:t>BOLL：上轨 $104.51；中轨 $90.29；下轨 $76.06</w:t>
+        <w:t>BOLL：上轨 $19.04；中轨 $17.44；下轨 $15.84</w:t>
       </w:r>
     </w:p>
     <w:p>
@@ -1237,7 +1685,7 @@
         <w:pStyle w:val="ListBullet"/>
       </w:pPr>
       <w:r>
-        <w:t>Bandwidth：31.51%；历史分位：27.98%；%B：0.360</w:t>
+        <w:t>Bandwidth：18.34%；历史分位：7.14%；%B：0.326</w:t>
       </w:r>
     </w:p>
     <w:p>
@@ -1245,7 +1693,7 @@
         <w:pStyle w:val="ListBullet"/>
       </w:pPr>
       <w:r>
-        <w:t>成交量：当日 23093100；20日均量 16118330；量比 1.43</w:t>
+        <w:t>成交量：当日 12349300；20日均量 11011395；量比 1.12</w:t>
       </w:r>
     </w:p>
     <w:p>
@@ -1253,7 +1701,7 @@
         <w:pStyle w:val="ListBullet"/>
       </w:pPr>
       <w:r>
-        <w:t>触发信号：弱收口：Bandwidth低于近8个月30%分位且最近8个交易日及以上连续下降；中轨附近窄幅震荡</w:t>
+        <w:t>触发信号：弱收口：Bandwidth低于近8个月30%分位且最近8个交易日及以上连续下降；中轨附近窄幅震荡；低位形态</w:t>
       </w:r>
     </w:p>
     <w:p>
@@ -1285,7 +1733,7 @@
         <w:pStyle w:val="Heading3"/>
       </w:pPr>
       <w:r>
-        <w:t>MSFT - Microsoft Corporation</w:t>
+        <w:t>RDW - Redwire Corporation</w:t>
       </w:r>
     </w:p>
     <w:p>
@@ -1301,6 +1749,86 @@
         <w:pStyle w:val="ListBullet"/>
       </w:pPr>
       <w:r>
+        <w:t>最新收盘价：$10.79</w:t>
+      </w:r>
+    </w:p>
+    <w:p>
+      <w:pPr>
+        <w:pStyle w:val="ListBullet"/>
+      </w:pPr>
+      <w:r>
+        <w:t>BOLL：上轨 $12.15；中轨 $11.00；下轨 $9.86</w:t>
+      </w:r>
+    </w:p>
+    <w:p>
+      <w:pPr>
+        <w:pStyle w:val="ListBullet"/>
+      </w:pPr>
+      <w:r>
+        <w:t>Bandwidth：20.73%；历史分位：3.57%；%B：0.406</w:t>
+      </w:r>
+    </w:p>
+    <w:p>
+      <w:pPr>
+        <w:pStyle w:val="ListBullet"/>
+      </w:pPr>
+      <w:r>
+        <w:t>成交量：当日 9584900；20日均量 11058665；量比 0.87</w:t>
+      </w:r>
+    </w:p>
+    <w:p>
+      <w:pPr>
+        <w:pStyle w:val="ListBullet"/>
+      </w:pPr>
+      <w:r>
+        <w:t>触发信号：强收口：Bandwidth创近100日新低；中轨附近窄幅震荡；低位形态</w:t>
+      </w:r>
+    </w:p>
+    <w:p>
+      <w:pPr>
+        <w:pStyle w:val="ListBullet"/>
+      </w:pPr>
+      <w:r>
+        <w:t>技术面解读：布林带收口，说明波动率下降，股价可能处于蓄势阶段，但方向尚未确认。</w:t>
+      </w:r>
+    </w:p>
+    <w:p>
+      <w:pPr>
+        <w:pStyle w:val="ListBullet"/>
+      </w:pPr>
+      <w:r>
+        <w:t>是否需要下一交易日确认：是。重点观察收盘价是否继续位于关键轨道一侧，以及成交量是否延续。</w:t>
+      </w:r>
+    </w:p>
+    <w:p>
+      <w:pPr>
+        <w:pStyle w:val="ListBullet"/>
+      </w:pPr>
+      <w:r>
+        <w:t>风险提示：当前方向仍未完全确认，需要观察成交量和中轨支撑。</w:t>
+      </w:r>
+    </w:p>
+    <w:p>
+      <w:pPr>
+        <w:pStyle w:val="Heading3"/>
+      </w:pPr>
+      <w:r>
+        <w:t>MSFT - Microsoft Corporation</w:t>
+      </w:r>
+    </w:p>
+    <w:p>
+      <w:pPr>
+        <w:pStyle w:val="ListBullet"/>
+      </w:pPr>
+      <w:r>
+        <w:t>信号等级：C 观察信号</w:t>
+      </w:r>
+    </w:p>
+    <w:p>
+      <w:pPr>
+        <w:pStyle w:val="ListBullet"/>
+      </w:pPr>
+      <w:r>
         <w:t>最新收盘价：$490.30</w:t>
       </w:r>
     </w:p>
@@ -1325,7 +1853,7 @@
         <w:pStyle w:val="ListBullet"/>
       </w:pPr>
       <w:r>
-        <w:t>成交量：当日 16612700；20日均量 20176915；量比 0.82</w:t>
+        <w:t>成交量：当日 16670300；20日均量 20179795；量比 0.83</w:t>
       </w:r>
     </w:p>
     <w:p>
@@ -1365,7 +1893,7 @@
         <w:pStyle w:val="Heading3"/>
       </w:pPr>
       <w:r>
-        <w:t>VICR - Vicor Corporation</w:t>
+        <w:t>IREN - IREN LIMITED</w:t>
       </w:r>
     </w:p>
     <w:p>
@@ -1381,6 +1909,86 @@
         <w:pStyle w:val="ListBullet"/>
       </w:pPr>
       <w:r>
+        <w:t>最新收盘价：$42.62</w:t>
+      </w:r>
+    </w:p>
+    <w:p>
+      <w:pPr>
+        <w:pStyle w:val="ListBullet"/>
+      </w:pPr>
+      <w:r>
+        <w:t>BOLL：上轨 $47.27；中轨 $41.60；下轨 $35.92</w:t>
+      </w:r>
+    </w:p>
+    <w:p>
+      <w:pPr>
+        <w:pStyle w:val="ListBullet"/>
+      </w:pPr>
+      <w:r>
+        <w:t>Bandwidth：27.28%；历史分位：16.67%；%B：0.590</w:t>
+      </w:r>
+    </w:p>
+    <w:p>
+      <w:pPr>
+        <w:pStyle w:val="ListBullet"/>
+      </w:pPr>
+      <w:r>
+        <w:t>成交量：当日 33906000；20日均量 41144245；量比 0.82</w:t>
+      </w:r>
+    </w:p>
+    <w:p>
+      <w:pPr>
+        <w:pStyle w:val="ListBullet"/>
+      </w:pPr>
+      <w:r>
+        <w:t>触发信号：弱收口：Bandwidth连续16天维持低于近8个月30%分位；中轨附近窄幅震荡；低位形态</w:t>
+      </w:r>
+    </w:p>
+    <w:p>
+      <w:pPr>
+        <w:pStyle w:val="ListBullet"/>
+      </w:pPr>
+      <w:r>
+        <w:t>技术面解读：布林带收口，说明波动率下降，股价可能处于蓄势阶段，但方向尚未确认。</w:t>
+      </w:r>
+    </w:p>
+    <w:p>
+      <w:pPr>
+        <w:pStyle w:val="ListBullet"/>
+      </w:pPr>
+      <w:r>
+        <w:t>是否需要下一交易日确认：是。重点观察收盘价是否继续位于关键轨道一侧，以及成交量是否延续。</w:t>
+      </w:r>
+    </w:p>
+    <w:p>
+      <w:pPr>
+        <w:pStyle w:val="ListBullet"/>
+      </w:pPr>
+      <w:r>
+        <w:t>风险提示：当前方向仍未完全确认，需要观察成交量和中轨支撑。</w:t>
+      </w:r>
+    </w:p>
+    <w:p>
+      <w:pPr>
+        <w:pStyle w:val="Heading3"/>
+      </w:pPr>
+      <w:r>
+        <w:t>VICR - Vicor Corporation</w:t>
+      </w:r>
+    </w:p>
+    <w:p>
+      <w:pPr>
+        <w:pStyle w:val="ListBullet"/>
+      </w:pPr>
+      <w:r>
+        <w:t>信号等级：C 观察信号</w:t>
+      </w:r>
+    </w:p>
+    <w:p>
+      <w:pPr>
+        <w:pStyle w:val="ListBullet"/>
+      </w:pPr>
+      <w:r>
         <w:t>最新收盘价：$183.91</w:t>
       </w:r>
     </w:p>
@@ -1405,7 +2013,7 @@
         <w:pStyle w:val="ListBullet"/>
       </w:pPr>
       <w:r>
-        <w:t>成交量：当日 556100；20日均量 706650；量比 0.79</w:t>
+        <w:t>成交量：当日 573300；20日均量 707510；量比 0.81</w:t>
       </w:r>
     </w:p>
     <w:p>
@@ -1445,7 +2053,7 @@
         <w:pStyle w:val="Heading3"/>
       </w:pPr>
       <w:r>
-        <w:t>SNDK - Sandisk Corporation</w:t>
+        <w:t>GOOG - Alphabet Inc.</w:t>
       </w:r>
     </w:p>
     <w:p>
@@ -1461,7 +2069,7 @@
         <w:pStyle w:val="ListBullet"/>
       </w:pPr>
       <w:r>
-        <w:t>最新收盘价：$1530.90</w:t>
+        <w:t>最新收盘价：$339.36</w:t>
       </w:r>
     </w:p>
     <w:p>
@@ -1469,7 +2077,7 @@
         <w:pStyle w:val="ListBullet"/>
       </w:pPr>
       <w:r>
-        <w:t>BOLL：上轨 $1758.63；中轨 $1584.87；下轨 $1411.12</w:t>
+        <w:t>BOLL：上轨 $347.33；中轨 $338.05；下轨 $328.77</w:t>
       </w:r>
     </w:p>
     <w:p>
@@ -1477,7 +2085,7 @@
         <w:pStyle w:val="ListBullet"/>
       </w:pPr>
       <w:r>
-        <w:t>Bandwidth：21.93%；历史分位：1.79%；%B：0.345</w:t>
+        <w:t>Bandwidth：5.49%；历史分位：4.76%；%B：0.571</w:t>
       </w:r>
     </w:p>
     <w:p>
@@ -1485,7 +2093,7 @@
         <w:pStyle w:val="ListBullet"/>
       </w:pPr>
       <w:r>
-        <w:t>成交量：当日 6873900；20日均量 11381690；量比 0.60</w:t>
+        <w:t>成交量：当日 12869700；20日均量 15892505；量比 0.81</w:t>
       </w:r>
     </w:p>
     <w:p>
@@ -1493,7 +2101,7 @@
         <w:pStyle w:val="ListBullet"/>
       </w:pPr>
       <w:r>
-        <w:t>触发信号：强收口：Bandwidth创近100日新低；中轨附近窄幅震荡</w:t>
+        <w:t>触发信号：强收口：Bandwidth低于近8个月10%分位且持续7天；中轨附近窄幅震荡</w:t>
       </w:r>
     </w:p>
     <w:p>
@@ -1541,7 +2149,7 @@
         <w:pStyle w:val="ListBullet"/>
       </w:pPr>
       <w:r>
-        <w:t>最新收盘价：$184.03</w:t>
+        <w:t>最新收盘价：$190.47</w:t>
       </w:r>
     </w:p>
     <w:p>
@@ -1549,7 +2157,7 @@
         <w:pStyle w:val="ListBullet"/>
       </w:pPr>
       <w:r>
-        <w:t>BOLL：上轨 $217.40；中轨 $192.26；下轨 $167.13</w:t>
+        <w:t>BOLL：上轨 $212.46；中轨 $190.79；下轨 $169.11</w:t>
       </w:r>
     </w:p>
     <w:p>
@@ -1557,7 +2165,7 @@
         <w:pStyle w:val="ListBullet"/>
       </w:pPr>
       <w:r>
-        <w:t>Bandwidth：26.15%；历史分位：3.03%；%B：0.336</w:t>
+        <w:t>Bandwidth：22.72%；历史分位：1.49%；%B：0.493</w:t>
       </w:r>
     </w:p>
     <w:p>
@@ -1565,7 +2173,7 @@
         <w:pStyle w:val="ListBullet"/>
       </w:pPr>
       <w:r>
-        <w:t>成交量：当日 3563100；20日均量 6725445；量比 0.53</w:t>
+        <w:t>成交量：当日 5042800；20日均量 6306585；量比 0.80</w:t>
       </w:r>
     </w:p>
     <w:p>
@@ -1573,7 +2181,87 @@
         <w:pStyle w:val="ListBullet"/>
       </w:pPr>
       <w:r>
-        <w:t>触发信号：弱收口：Bandwidth低于近8个月30%分位且最近8个交易日及以上连续下降；中轨附近窄幅震荡；低位形态</w:t>
+        <w:t>触发信号：强收口：Bandwidth创近100日新低；中轨附近窄幅震荡；低位形态</w:t>
+      </w:r>
+    </w:p>
+    <w:p>
+      <w:pPr>
+        <w:pStyle w:val="ListBullet"/>
+      </w:pPr>
+      <w:r>
+        <w:t>技术面解读：布林带收口，说明波动率下降，股价可能处于蓄势阶段，但方向尚未确认。</w:t>
+      </w:r>
+    </w:p>
+    <w:p>
+      <w:pPr>
+        <w:pStyle w:val="ListBullet"/>
+      </w:pPr>
+      <w:r>
+        <w:t>是否需要下一交易日确认：是。重点观察收盘价是否继续位于关键轨道一侧，以及成交量是否延续。</w:t>
+      </w:r>
+    </w:p>
+    <w:p>
+      <w:pPr>
+        <w:pStyle w:val="ListBullet"/>
+      </w:pPr>
+      <w:r>
+        <w:t>风险提示：当前方向仍未完全确认，需要观察成交量和中轨支撑。</w:t>
+      </w:r>
+    </w:p>
+    <w:p>
+      <w:pPr>
+        <w:pStyle w:val="Heading3"/>
+      </w:pPr>
+      <w:r>
+        <w:t>ARM - Arm Holdings</w:t>
+      </w:r>
+    </w:p>
+    <w:p>
+      <w:pPr>
+        <w:pStyle w:val="ListBullet"/>
+      </w:pPr>
+      <w:r>
+        <w:t>信号等级：C 观察信号</w:t>
+      </w:r>
+    </w:p>
+    <w:p>
+      <w:pPr>
+        <w:pStyle w:val="ListBullet"/>
+      </w:pPr>
+      <w:r>
+        <w:t>最新收盘价：$243.98</w:t>
+      </w:r>
+    </w:p>
+    <w:p>
+      <w:pPr>
+        <w:pStyle w:val="ListBullet"/>
+      </w:pPr>
+      <w:r>
+        <w:t>BOLL：上轨 $265.24；中轨 $247.24；下轨 $229.25</w:t>
+      </w:r>
+    </w:p>
+    <w:p>
+      <w:pPr>
+        <w:pStyle w:val="ListBullet"/>
+      </w:pPr>
+      <w:r>
+        <w:t>Bandwidth：14.55%；历史分位：8.93%；%B：0.409</w:t>
+      </w:r>
+    </w:p>
+    <w:p>
+      <w:pPr>
+        <w:pStyle w:val="ListBullet"/>
+      </w:pPr>
+      <w:r>
+        <w:t>成交量：当日 2759400；20日均量 3777115；量比 0.73</w:t>
+      </w:r>
+    </w:p>
+    <w:p>
+      <w:pPr>
+        <w:pStyle w:val="ListBullet"/>
+      </w:pPr>
+      <w:r>
+        <w:t>触发信号：强收口：Bandwidth创近100日新低；中轨附近窄幅震荡</w:t>
       </w:r>
     </w:p>
     <w:p>
@@ -1623,7 +2311,7 @@
     </w:p>
     <w:p>
       <w:r>
-        <w:t>NOK（Nokia Oyj）, XE（X-energy）, RKLB（Rocket Lab USA）, NBIS（Nebius Group）, ARM（Arm Holdings）, OPTX（Syntec Optics Holdings）, GLW（Corning）, LITE（Lumentum Holdings）, MRVL（Marvell Technology）, INTC（Intel）, ALAB（Astera Labs）, FLNC（Fluence Energy）, CRWV（CoreWeave）, ORCL（Oracle）, NVTS（Navitas Semiconductor）, POET（POET Technologies）, DELL（Dell Technologies）, BB（BlackBerry）, ONDS（Ondas Holdings）, SMR（NuScale Power）, OKLO（Oklo）, IONQ（IonQ）, QBTS（D-Wave Quantum）, NVDA（NVIDIA）, AMZN（Amazon.com）, AMD（Advanced Micro Devices）, FLY（Firefly Aerospace）, CIEN（Ciena）, SIVEF（Sivers Semiconductors）, SHAZ（Shaz）, LUNR（Intuitive Machines）, ASTS（AST SpaceMobile）, AAOI（Applied Optoelectronics）, INOD（Innodata）, SPCX（Space Exploration Technologies）, RDW（Redwire Corporation）, QCOM（QUALCOMM Incorporated）, COIN（Coinbase Global, Inc.）, CORZ（Core Scientific, Inc.）, IREN（IREN LIMITED）, VELO（Velo3D, Inc.）, GOOG（Alphabet Inc.）, AVGO（Broadcom Inc.）, AMAT（Applied Materials, Inc.）, AMKR（Amkor Technology, Inc.）, LRCX（Lam Research Corporation）, MU（Micron Technology, Inc.）, NNE（Nano Nuclear Energy Inc.）, CCJ（Cameco Corporation）, BWAY（Brainsway Ltd.）, QSI（Quantum-Si Incorporated）, CRSP（CRISPR Therapeutics AG）, IBRX（ImmunityBio, Inc.）</w:t>
+        <w:t>NOK（Nokia Oyj）, XE（X-energy）, RKLB（Rocket Lab USA）, NBIS（Nebius Group）, OPTX（Syntec Optics Holdings）, GLW（Corning）, LITE（Lumentum Holdings）, MRVL（Marvell Technology）, INTC（Intel）, ALAB（Astera Labs）, FLNC（Fluence Energy）, CRWV（CoreWeave）, ORCL（Oracle）, NVTS（Navitas Semiconductor）, POET（POET Technologies）, BB（BlackBerry）, ONDS（Ondas Holdings）, SMR（NuScale Power）, OKLO（Oklo）, IONQ（IonQ）, QBTS（D-Wave Quantum）, NVDA（NVIDIA）, AMZN（Amazon.com）, AMD（Advanced Micro Devices）, CRCL（Circle Internet Group）, FLY（Firefly Aerospace）, CIEN（Ciena）, SIVEF（Sivers Semiconductors）, SHAZ（Shaz）, LUNR（Intuitive Machines）, ASTS（AST SpaceMobile）, AAOI（Applied Optoelectronics）, INOD（Innodata）, QCOM（QUALCOMM Incorporated）, COIN（Coinbase Global, Inc.）, VELO（Velo3D, Inc.）, AVGO（Broadcom Inc.）, AMAT（Applied Materials, Inc.）, AMKR（Amkor Technology, Inc.）, LRCX（Lam Research Corporation）, SNDK（Sandisk Corporation）, MU（Micron Technology, Inc.）, NNE（Nano Nuclear Energy Inc.）, CCJ（Cameco Corporation）, BWAY（Brainsway Ltd.）, QSI（Quantum-Si Incorporated）, CRSP（CRISPR Therapeutics AG）, IBRX（ImmunityBio, Inc.）, INSP（Inspire Medical Systems, Inc.）</w:t>
       </w:r>
     </w:p>
     <w:p>
@@ -1644,7 +2332,7 @@
         <w:pStyle w:val="Heading3"/>
       </w:pPr>
       <w:r>
-        <w:t>INSP - Inspire Medical Systems, Inc.</w:t>
+        <w:t>SPCX - Space Exploration Technologies</w:t>
       </w:r>
     </w:p>
     <w:p>
@@ -1660,7 +2348,7 @@
               <a:graphicData uri="http://schemas.openxmlformats.org/drawingml/2006/picture">
                 <pic:pic>
                   <pic:nvPicPr>
-                    <pic:cNvPr id="0" name="INSP_BOLL.png"/>
+                    <pic:cNvPr id="0" name="SPCX_BOLL.png"/>
                     <pic:cNvPicPr/>
                   </pic:nvPicPr>
                   <pic:blipFill>
@@ -1688,7 +2376,7 @@
         <w:pStyle w:val="Heading3"/>
       </w:pPr>
       <w:r>
-        <w:t>COHR - Coherent</w:t>
+        <w:t>DELL - Dell Technologies</w:t>
       </w:r>
     </w:p>
     <w:p>
@@ -1704,7 +2392,7 @@
               <a:graphicData uri="http://schemas.openxmlformats.org/drawingml/2006/picture">
                 <pic:pic>
                   <pic:nvPicPr>
-                    <pic:cNvPr id="0" name="COHR_BOLL.png"/>
+                    <pic:cNvPr id="0" name="DELL_BOLL.png"/>
                     <pic:cNvPicPr/>
                   </pic:nvPicPr>
                   <pic:blipFill>
@@ -1732,7 +2420,7 @@
         <w:pStyle w:val="Heading3"/>
       </w:pPr>
       <w:r>
-        <w:t>MANE - Veradermics, Incorporated</w:t>
+        <w:t>COHR - Coherent</w:t>
       </w:r>
     </w:p>
     <w:p>
@@ -1748,7 +2436,7 @@
               <a:graphicData uri="http://schemas.openxmlformats.org/drawingml/2006/picture">
                 <pic:pic>
                   <pic:nvPicPr>
-                    <pic:cNvPr id="0" name="MANE_BOLL.png"/>
+                    <pic:cNvPr id="0" name="COHR_BOLL.png"/>
                     <pic:cNvPicPr/>
                   </pic:nvPicPr>
                   <pic:blipFill>
@@ -1776,7 +2464,7 @@
         <w:pStyle w:val="Heading3"/>
       </w:pPr>
       <w:r>
-        <w:t>CRCL - Circle Internet Group</w:t>
+        <w:t>MANE - Veradermics, Incorporated</w:t>
       </w:r>
     </w:p>
     <w:p>
@@ -1792,7 +2480,7 @@
               <a:graphicData uri="http://schemas.openxmlformats.org/drawingml/2006/picture">
                 <pic:pic>
                   <pic:nvPicPr>
-                    <pic:cNvPr id="0" name="CRCL_BOLL.png"/>
+                    <pic:cNvPr id="0" name="MANE_BOLL.png"/>
                     <pic:cNvPicPr/>
                   </pic:nvPicPr>
                   <pic:blipFill>
@@ -1820,7 +2508,7 @@
         <w:pStyle w:val="Heading3"/>
       </w:pPr>
       <w:r>
-        <w:t>MSFT - Microsoft Corporation</w:t>
+        <w:t>CORZ - Core Scientific, Inc.</w:t>
       </w:r>
     </w:p>
     <w:p>
@@ -1836,7 +2524,7 @@
               <a:graphicData uri="http://schemas.openxmlformats.org/drawingml/2006/picture">
                 <pic:pic>
                   <pic:nvPicPr>
-                    <pic:cNvPr id="0" name="MSFT_BOLL.png"/>
+                    <pic:cNvPr id="0" name="CORZ_BOLL.png"/>
                     <pic:cNvPicPr/>
                   </pic:nvPicPr>
                   <pic:blipFill>
@@ -1864,7 +2552,7 @@
         <w:pStyle w:val="Heading3"/>
       </w:pPr>
       <w:r>
-        <w:t>VICR - Vicor Corporation</w:t>
+        <w:t>RDW - Redwire Corporation</w:t>
       </w:r>
     </w:p>
     <w:p>
@@ -1880,7 +2568,7 @@
               <a:graphicData uri="http://schemas.openxmlformats.org/drawingml/2006/picture">
                 <pic:pic>
                   <pic:nvPicPr>
-                    <pic:cNvPr id="0" name="VICR_BOLL.png"/>
+                    <pic:cNvPr id="0" name="RDW_BOLL.png"/>
                     <pic:cNvPicPr/>
                   </pic:nvPicPr>
                   <pic:blipFill>
@@ -1908,7 +2596,7 @@
         <w:pStyle w:val="Heading3"/>
       </w:pPr>
       <w:r>
-        <w:t>SNDK - Sandisk Corporation</w:t>
+        <w:t>MSFT - Microsoft Corporation</w:t>
       </w:r>
     </w:p>
     <w:p>
@@ -1924,7 +2612,7 @@
               <a:graphicData uri="http://schemas.openxmlformats.org/drawingml/2006/picture">
                 <pic:pic>
                   <pic:nvPicPr>
-                    <pic:cNvPr id="0" name="SNDK_BOLL.png"/>
+                    <pic:cNvPr id="0" name="MSFT_BOLL.png"/>
                     <pic:cNvPicPr/>
                   </pic:nvPicPr>
                   <pic:blipFill>
@@ -1952,7 +2640,7 @@
         <w:pStyle w:val="Heading3"/>
       </w:pPr>
       <w:r>
-        <w:t>CBRS - Chain Bridge Bancorp</w:t>
+        <w:t>IREN - IREN LIMITED</w:t>
       </w:r>
     </w:p>
     <w:p>
@@ -1968,11 +2656,187 @@
               <a:graphicData uri="http://schemas.openxmlformats.org/drawingml/2006/picture">
                 <pic:pic>
                   <pic:nvPicPr>
+                    <pic:cNvPr id="0" name="IREN_BOLL.png"/>
+                    <pic:cNvPicPr/>
+                  </pic:nvPicPr>
+                  <pic:blipFill>
+                    <a:blip r:embed="rId16"/>
+                    <a:stretch>
+                      <a:fillRect/>
+                    </a:stretch>
+                  </pic:blipFill>
+                  <pic:spPr>
+                    <a:xfrm>
+                      <a:off x="0" y="0"/>
+                      <a:ext cx="6035040" cy="4054793"/>
+                    </a:xfrm>
+                    <a:prstGeom prst="rect"/>
+                  </pic:spPr>
+                </pic:pic>
+              </a:graphicData>
+            </a:graphic>
+          </wp:inline>
+        </w:drawing>
+      </w:r>
+    </w:p>
+    <w:p>
+      <w:pPr>
+        <w:pStyle w:val="Heading3"/>
+      </w:pPr>
+      <w:r>
+        <w:t>VICR - Vicor Corporation</w:t>
+      </w:r>
+    </w:p>
+    <w:p>
+      <w:r>
+        <w:drawing>
+          <wp:inline xmlns:a="http://schemas.openxmlformats.org/drawingml/2006/main" xmlns:pic="http://schemas.openxmlformats.org/drawingml/2006/picture">
+            <wp:extent cx="6035040" cy="4054793"/>
+            <wp:docPr id="9" name="Picture 9"/>
+            <wp:cNvGraphicFramePr>
+              <a:graphicFrameLocks noChangeAspect="1"/>
+            </wp:cNvGraphicFramePr>
+            <a:graphic>
+              <a:graphicData uri="http://schemas.openxmlformats.org/drawingml/2006/picture">
+                <pic:pic>
+                  <pic:nvPicPr>
+                    <pic:cNvPr id="0" name="VICR_BOLL.png"/>
+                    <pic:cNvPicPr/>
+                  </pic:nvPicPr>
+                  <pic:blipFill>
+                    <a:blip r:embed="rId17"/>
+                    <a:stretch>
+                      <a:fillRect/>
+                    </a:stretch>
+                  </pic:blipFill>
+                  <pic:spPr>
+                    <a:xfrm>
+                      <a:off x="0" y="0"/>
+                      <a:ext cx="6035040" cy="4054793"/>
+                    </a:xfrm>
+                    <a:prstGeom prst="rect"/>
+                  </pic:spPr>
+                </pic:pic>
+              </a:graphicData>
+            </a:graphic>
+          </wp:inline>
+        </w:drawing>
+      </w:r>
+    </w:p>
+    <w:p>
+      <w:pPr>
+        <w:pStyle w:val="Heading3"/>
+      </w:pPr>
+      <w:r>
+        <w:t>GOOG - Alphabet Inc.</w:t>
+      </w:r>
+    </w:p>
+    <w:p>
+      <w:r>
+        <w:drawing>
+          <wp:inline xmlns:a="http://schemas.openxmlformats.org/drawingml/2006/main" xmlns:pic="http://schemas.openxmlformats.org/drawingml/2006/picture">
+            <wp:extent cx="6035040" cy="4054793"/>
+            <wp:docPr id="10" name="Picture 10"/>
+            <wp:cNvGraphicFramePr>
+              <a:graphicFrameLocks noChangeAspect="1"/>
+            </wp:cNvGraphicFramePr>
+            <a:graphic>
+              <a:graphicData uri="http://schemas.openxmlformats.org/drawingml/2006/picture">
+                <pic:pic>
+                  <pic:nvPicPr>
+                    <pic:cNvPr id="0" name="GOOG_BOLL.png"/>
+                    <pic:cNvPicPr/>
+                  </pic:nvPicPr>
+                  <pic:blipFill>
+                    <a:blip r:embed="rId18"/>
+                    <a:stretch>
+                      <a:fillRect/>
+                    </a:stretch>
+                  </pic:blipFill>
+                  <pic:spPr>
+                    <a:xfrm>
+                      <a:off x="0" y="0"/>
+                      <a:ext cx="6035040" cy="4054793"/>
+                    </a:xfrm>
+                    <a:prstGeom prst="rect"/>
+                  </pic:spPr>
+                </pic:pic>
+              </a:graphicData>
+            </a:graphic>
+          </wp:inline>
+        </w:drawing>
+      </w:r>
+    </w:p>
+    <w:p>
+      <w:pPr>
+        <w:pStyle w:val="Heading3"/>
+      </w:pPr>
+      <w:r>
+        <w:t>CBRS - Chain Bridge Bancorp</w:t>
+      </w:r>
+    </w:p>
+    <w:p>
+      <w:r>
+        <w:drawing>
+          <wp:inline xmlns:a="http://schemas.openxmlformats.org/drawingml/2006/main" xmlns:pic="http://schemas.openxmlformats.org/drawingml/2006/picture">
+            <wp:extent cx="6035040" cy="4054793"/>
+            <wp:docPr id="11" name="Picture 11"/>
+            <wp:cNvGraphicFramePr>
+              <a:graphicFrameLocks noChangeAspect="1"/>
+            </wp:cNvGraphicFramePr>
+            <a:graphic>
+              <a:graphicData uri="http://schemas.openxmlformats.org/drawingml/2006/picture">
+                <pic:pic>
+                  <pic:nvPicPr>
                     <pic:cNvPr id="0" name="CBRS_BOLL.png"/>
                     <pic:cNvPicPr/>
                   </pic:nvPicPr>
                   <pic:blipFill>
-                    <a:blip r:embed="rId16"/>
+                    <a:blip r:embed="rId19"/>
+                    <a:stretch>
+                      <a:fillRect/>
+                    </a:stretch>
+                  </pic:blipFill>
+                  <pic:spPr>
+                    <a:xfrm>
+                      <a:off x="0" y="0"/>
+                      <a:ext cx="6035040" cy="4054793"/>
+                    </a:xfrm>
+                    <a:prstGeom prst="rect"/>
+                  </pic:spPr>
+                </pic:pic>
+              </a:graphicData>
+            </a:graphic>
+          </wp:inline>
+        </w:drawing>
+      </w:r>
+    </w:p>
+    <w:p>
+      <w:pPr>
+        <w:pStyle w:val="Heading3"/>
+      </w:pPr>
+      <w:r>
+        <w:t>ARM - Arm Holdings</w:t>
+      </w:r>
+    </w:p>
+    <w:p>
+      <w:r>
+        <w:drawing>
+          <wp:inline xmlns:a="http://schemas.openxmlformats.org/drawingml/2006/main" xmlns:pic="http://schemas.openxmlformats.org/drawingml/2006/picture">
+            <wp:extent cx="6035040" cy="4054793"/>
+            <wp:docPr id="12" name="Picture 12"/>
+            <wp:cNvGraphicFramePr>
+              <a:graphicFrameLocks noChangeAspect="1"/>
+            </wp:cNvGraphicFramePr>
+            <a:graphic>
+              <a:graphicData uri="http://schemas.openxmlformats.org/drawingml/2006/picture">
+                <pic:pic>
+                  <pic:nvPicPr>
+                    <pic:cNvPr id="0" name="ARM_BOLL.png"/>
+                    <pic:cNvPicPr/>
+                  </pic:nvPicPr>
+                  <pic:blipFill>
+                    <a:blip r:embed="rId20"/>
                     <a:stretch>
                       <a:fillRect/>
                     </a:stretch>
